--- a/wwwroot/DocxModel/Common_PHY/PHY_AATCC201_DryingRate.docx
+++ b/wwwroot/DocxModel/Common_PHY/PHY_AATCC201_DryingRate.docx
@@ -237,47 +237,27 @@
               <w:spacing w:after="0" w:line="240" w:lineRule="auto"/>
               <w:rPr>
                 <w:rFonts w:ascii="Arial" w:hAnsi="Arial" w:cs="Arial"/>
+                <w:b/>
+                <w:bCs/>
                 <w:i/>
                 <w:iCs/>
-                <w:sz w:val="18"/>
-                <w:szCs w:val="18"/>
+                <w:sz w:val="20"/>
+                <w:szCs w:val="20"/>
                 <w:u w:val="single"/>
               </w:rPr>
             </w:pPr>
             <w:r>
               <w:rPr>
                 <w:rFonts w:ascii="Arial" w:hAnsi="Arial" w:cs="Arial"/>
+                <w:b/>
+                <w:bCs/>
                 <w:i/>
                 <w:iCs/>
-                <w:sz w:val="18"/>
-                <w:szCs w:val="18"/>
+                <w:sz w:val="20"/>
+                <w:szCs w:val="20"/>
                 <w:u w:val="single"/>
               </w:rPr>
-              <w:t>AATCC TM201-2012(</w:t>
-            </w:r>
-            <w:proofErr w:type="gramStart"/>
-            <w:r>
-              <w:rPr>
-                <w:rFonts w:ascii="Arial" w:hAnsi="Arial" w:cs="Arial"/>
-                <w:i/>
-                <w:iCs/>
-                <w:sz w:val="18"/>
-                <w:szCs w:val="18"/>
-                <w:u w:val="single"/>
-              </w:rPr>
-              <w:t>2014)e</w:t>
-            </w:r>
-            <w:proofErr w:type="gramEnd"/>
-            <w:r>
-              <w:rPr>
-                <w:rFonts w:ascii="Arial" w:hAnsi="Arial" w:cs="Arial"/>
-                <w:i/>
-                <w:iCs/>
-                <w:sz w:val="18"/>
-                <w:szCs w:val="18"/>
-                <w:u w:val="single"/>
-              </w:rPr>
-              <w:t>3</w:t>
+              <w:t>AATCC TM201-2012(2014)e3</w:t>
             </w:r>
           </w:p>
         </w:tc>
@@ -3274,27 +3254,7 @@
               <w:sz w:val="16"/>
               <w:szCs w:val="16"/>
             </w:rPr>
-            <w:t xml:space="preserve">By taking measurement uncertainties into </w:t>
-          </w:r>
-          <w:proofErr w:type="gramStart"/>
-          <w:r>
-            <w:rPr>
-              <w:rFonts w:ascii="Arial Narrow" w:hAnsi="Arial Narrow"/>
-              <w:b/>
-              <w:sz w:val="16"/>
-              <w:szCs w:val="16"/>
-            </w:rPr>
-            <w:t>account</w:t>
-          </w:r>
-          <w:proofErr w:type="gramEnd"/>
-          <w:r>
-            <w:rPr>
-              <w:rFonts w:ascii="Arial Narrow" w:hAnsi="Arial Narrow"/>
-              <w:b/>
-              <w:sz w:val="16"/>
-              <w:szCs w:val="16"/>
-            </w:rPr>
-            <w:t xml:space="preserve"> it might happen that measured values can neither be assessed as Pass nor as Fail.</w:t>
+            <w:t>By taking measurement uncertainties into account it might happen that measured values can neither be assessed as Pass nor as Fail.</w:t>
           </w:r>
         </w:p>
       </w:tc>

--- a/wwwroot/DocxModel/Common_PHY/PHY_AATCC201_DryingRate.docx
+++ b/wwwroot/DocxModel/Common_PHY/PHY_AATCC201_DryingRate.docx
@@ -13,9 +13,10 @@
         <w:sectPr>
           <w:headerReference w:type="even" r:id="rId8"/>
           <w:headerReference w:type="default" r:id="rId9"/>
-          <w:footerReference w:type="default" r:id="rId10"/>
-          <w:headerReference w:type="first" r:id="rId11"/>
-          <w:footerReference w:type="first" r:id="rId12"/>
+          <w:footerReference w:type="even" r:id="rId10"/>
+          <w:footerReference w:type="default" r:id="rId11"/>
+          <w:headerReference w:type="first" r:id="rId12"/>
+          <w:footerReference w:type="first" r:id="rId13"/>
           <w:pgSz w:w="11906" w:h="16838"/>
           <w:pgMar w:top="720" w:right="720" w:bottom="720" w:left="720" w:header="60" w:footer="708" w:gutter="0"/>
           <w:cols w:space="708"/>
@@ -2194,7 +2195,7 @@
       </w:pPr>
     </w:p>
     <w:sectPr>
-      <w:footerReference w:type="default" r:id="rId13"/>
+      <w:footerReference w:type="default" r:id="rId14"/>
       <w:type w:val="continuous"/>
       <w:pgSz w:w="11906" w:h="16838"/>
       <w:pgMar w:top="720" w:right="720" w:bottom="720" w:left="720" w:header="60" w:footer="708" w:gutter="0"/>
@@ -2231,6 +2232,16 @@
 </file>
 
 <file path=word/footer1.xml><?xml version="1.0" encoding="utf-8"?>
+<w:ftr xmlns:wpc="http://schemas.microsoft.com/office/word/2010/wordprocessingCanvas" xmlns:cx="http://schemas.microsoft.com/office/drawing/2014/chartex" xmlns:cx1="http://schemas.microsoft.com/office/drawing/2015/9/8/chartex" xmlns:cx2="http://schemas.microsoft.com/office/drawing/2015/10/21/chartex" xmlns:cx3="http://schemas.microsoft.com/office/drawing/2016/5/9/chartex" xmlns:cx4="http://schemas.microsoft.com/office/drawing/2016/5/10/chartex" xmlns:cx5="http://schemas.microsoft.com/office/drawing/2016/5/11/chartex" xmlns:cx6="http://schemas.microsoft.com/office/drawing/2016/5/12/chartex" xmlns:cx7="http://schemas.microsoft.com/office/drawing/2016/5/13/chartex" xmlns:cx8="http://schemas.microsoft.com/office/drawing/2016/5/14/chartex" xmlns:mc="http://schemas.openxmlformats.org/markup-compatibility/2006" xmlns:aink="http://schemas.microsoft.com/office/drawing/2016/ink" xmlns:am3d="http://schemas.microsoft.com/office/drawing/2017/model3d" xmlns:o="urn:schemas-microsoft-com:office:office" xmlns:oel="http://schemas.microsoft.com/office/2019/extlst" xmlns:r="http://schemas.openxmlformats.org/officeDocument/2006/relationships" xmlns:m="http://schemas.openxmlformats.org/officeDocument/2006/math" xmlns:v="urn:schemas-microsoft-com:vml" xmlns:wp14="http://schemas.microsoft.com/office/word/2010/wordprocessingDrawing" xmlns:wp="http://schemas.openxmlformats.org/drawingml/2006/wordprocessingDrawing" xmlns:w10="urn:schemas-microsoft-com:office:word" xmlns:w="http://schemas.openxmlformats.org/wordprocessingml/2006/main" xmlns:w14="http://schemas.microsoft.com/office/word/2010/wordml" xmlns:w15="http://schemas.microsoft.com/office/word/2012/wordml" xmlns:w16cex="http://schemas.microsoft.com/office/word/2018/wordml/cex" xmlns:w16cid="http://schemas.microsoft.com/office/word/2016/wordml/cid" xmlns:w16="http://schemas.microsoft.com/office/word/2018/wordml" xmlns:w16du="http://schemas.microsoft.com/office/word/2023/wordml/word16du" xmlns:w16sdtdh="http://schemas.microsoft.com/office/word/2020/wordml/sdtdatahash" xmlns:w16sdtfl="http://schemas.microsoft.com/office/word/2024/wordml/sdtformatlock" xmlns:w16se="http://schemas.microsoft.com/office/word/2015/wordml/symex" xmlns:wpg="http://schemas.microsoft.com/office/word/2010/wordprocessingGroup" xmlns:wpi="http://schemas.microsoft.com/office/word/2010/wordprocessingInk" xmlns:wne="http://schemas.microsoft.com/office/word/2006/wordml" xmlns:wps="http://schemas.microsoft.com/office/word/2010/wordprocessingShape" mc:Ignorable="w14 w15 w16se w16cid w16 w16cex w16sdtdh w16sdtfl w16du wp14">
+  <w:p>
+    <w:pPr>
+      <w:pStyle w:val="a5"/>
+    </w:pPr>
+  </w:p>
+</w:ftr>
+</file>
+
+<file path=word/footer2.xml><?xml version="1.0" encoding="utf-8"?>
 <w:ftr xmlns:wpc="http://schemas.microsoft.com/office/word/2010/wordprocessingCanvas" xmlns:cx="http://schemas.microsoft.com/office/drawing/2014/chartex" xmlns:cx1="http://schemas.microsoft.com/office/drawing/2015/9/8/chartex" xmlns:cx2="http://schemas.microsoft.com/office/drawing/2015/10/21/chartex" xmlns:cx3="http://schemas.microsoft.com/office/drawing/2016/5/9/chartex" xmlns:cx4="http://schemas.microsoft.com/office/drawing/2016/5/10/chartex" xmlns:cx5="http://schemas.microsoft.com/office/drawing/2016/5/11/chartex" xmlns:cx6="http://schemas.microsoft.com/office/drawing/2016/5/12/chartex" xmlns:cx7="http://schemas.microsoft.com/office/drawing/2016/5/13/chartex" xmlns:cx8="http://schemas.microsoft.com/office/drawing/2016/5/14/chartex" xmlns:mc="http://schemas.openxmlformats.org/markup-compatibility/2006" xmlns:aink="http://schemas.microsoft.com/office/drawing/2016/ink" xmlns:am3d="http://schemas.microsoft.com/office/drawing/2017/model3d" xmlns:o="urn:schemas-microsoft-com:office:office" xmlns:oel="http://schemas.microsoft.com/office/2019/extlst" xmlns:r="http://schemas.openxmlformats.org/officeDocument/2006/relationships" xmlns:m="http://schemas.openxmlformats.org/officeDocument/2006/math" xmlns:v="urn:schemas-microsoft-com:vml" xmlns:wp14="http://schemas.microsoft.com/office/word/2010/wordprocessingDrawing" xmlns:wp="http://schemas.openxmlformats.org/drawingml/2006/wordprocessingDrawing" xmlns:w10="urn:schemas-microsoft-com:office:word" xmlns:w="http://schemas.openxmlformats.org/wordprocessingml/2006/main" xmlns:w14="http://schemas.microsoft.com/office/word/2010/wordml" xmlns:w15="http://schemas.microsoft.com/office/word/2012/wordml" xmlns:w16cex="http://schemas.microsoft.com/office/word/2018/wordml/cex" xmlns:w16cid="http://schemas.microsoft.com/office/word/2016/wordml/cid" xmlns:w16="http://schemas.microsoft.com/office/word/2018/wordml" xmlns:w16du="http://schemas.microsoft.com/office/word/2023/wordml/word16du" xmlns:w16sdtdh="http://schemas.microsoft.com/office/word/2020/wordml/sdtdatahash" xmlns:w16sdtfl="http://schemas.microsoft.com/office/word/2024/wordml/sdtformatlock" xmlns:w16se="http://schemas.microsoft.com/office/word/2015/wordml/symex" xmlns:wpg="http://schemas.microsoft.com/office/word/2010/wordprocessingGroup" xmlns:wpi="http://schemas.microsoft.com/office/word/2010/wordprocessingInk" xmlns:wne="http://schemas.microsoft.com/office/word/2006/wordml" xmlns:wps="http://schemas.microsoft.com/office/word/2010/wordprocessingShape" mc:Ignorable="w14 w15 w16se w16cid w16 w16cex w16sdtdh w16sdtfl w16du wp14">
   <w:tbl>
     <w:tblPr>
@@ -2617,7 +2628,7 @@
 </w:ftr>
 </file>
 
-<file path=word/footer2.xml><?xml version="1.0" encoding="utf-8"?>
+<file path=word/footer3.xml><?xml version="1.0" encoding="utf-8"?>
 <w:ftr xmlns:wpc="http://schemas.microsoft.com/office/word/2010/wordprocessingCanvas" xmlns:cx="http://schemas.microsoft.com/office/drawing/2014/chartex" xmlns:cx1="http://schemas.microsoft.com/office/drawing/2015/9/8/chartex" xmlns:cx2="http://schemas.microsoft.com/office/drawing/2015/10/21/chartex" xmlns:cx3="http://schemas.microsoft.com/office/drawing/2016/5/9/chartex" xmlns:cx4="http://schemas.microsoft.com/office/drawing/2016/5/10/chartex" xmlns:cx5="http://schemas.microsoft.com/office/drawing/2016/5/11/chartex" xmlns:cx6="http://schemas.microsoft.com/office/drawing/2016/5/12/chartex" xmlns:cx7="http://schemas.microsoft.com/office/drawing/2016/5/13/chartex" xmlns:cx8="http://schemas.microsoft.com/office/drawing/2016/5/14/chartex" xmlns:mc="http://schemas.openxmlformats.org/markup-compatibility/2006" xmlns:aink="http://schemas.microsoft.com/office/drawing/2016/ink" xmlns:am3d="http://schemas.microsoft.com/office/drawing/2017/model3d" xmlns:o="urn:schemas-microsoft-com:office:office" xmlns:oel="http://schemas.microsoft.com/office/2019/extlst" xmlns:r="http://schemas.openxmlformats.org/officeDocument/2006/relationships" xmlns:m="http://schemas.openxmlformats.org/officeDocument/2006/math" xmlns:v="urn:schemas-microsoft-com:vml" xmlns:wp14="http://schemas.microsoft.com/office/word/2010/wordprocessingDrawing" xmlns:wp="http://schemas.openxmlformats.org/drawingml/2006/wordprocessingDrawing" xmlns:w10="urn:schemas-microsoft-com:office:word" xmlns:w="http://schemas.openxmlformats.org/wordprocessingml/2006/main" xmlns:w14="http://schemas.microsoft.com/office/word/2010/wordml" xmlns:w15="http://schemas.microsoft.com/office/word/2012/wordml" xmlns:w16cex="http://schemas.microsoft.com/office/word/2018/wordml/cex" xmlns:w16cid="http://schemas.microsoft.com/office/word/2016/wordml/cid" xmlns:w16="http://schemas.microsoft.com/office/word/2018/wordml" xmlns:w16du="http://schemas.microsoft.com/office/word/2023/wordml/word16du" xmlns:w16sdtdh="http://schemas.microsoft.com/office/word/2020/wordml/sdtdatahash" xmlns:w16sdtfl="http://schemas.microsoft.com/office/word/2024/wordml/sdtformatlock" xmlns:w16se="http://schemas.microsoft.com/office/word/2015/wordml/symex" xmlns:wpg="http://schemas.microsoft.com/office/word/2010/wordprocessingGroup" xmlns:wpi="http://schemas.microsoft.com/office/word/2010/wordprocessingInk" xmlns:wne="http://schemas.microsoft.com/office/word/2006/wordml" xmlns:wps="http://schemas.microsoft.com/office/word/2010/wordprocessingShape" mc:Ignorable="w14 w15 w16se w16cid w16 w16cex w16sdtdh w16sdtfl w16du wp14">
   <w:tbl>
     <w:tblPr>
@@ -3406,9 +3417,8 @@
               <w:sz w:val="16"/>
               <w:szCs w:val="16"/>
             </w:rPr>
-            <w:t xml:space="preserve">Testing Center   </w:t>
-          </w:r>
-          <w:proofErr w:type="spellStart"/>
+            <w:t>Testing Center   S</w:t>
+          </w:r>
           <w:r>
             <w:rPr>
               <w:rFonts w:ascii="Arial Narrow" w:hAnsi="Arial Narrow"/>
@@ -3416,7 +3426,7 @@
               <w:sz w:val="16"/>
               <w:szCs w:val="16"/>
             </w:rPr>
-            <w:t>S</w:t>
+            <w:t>of</w:t>
           </w:r>
           <w:r>
             <w:rPr>
@@ -3425,26 +3435,7 @@
               <w:sz w:val="16"/>
               <w:szCs w:val="16"/>
             </w:rPr>
-            <w:t>of</w:t>
-          </w:r>
-          <w:r>
-            <w:rPr>
-              <w:rFonts w:ascii="Arial Narrow" w:hAnsi="Arial Narrow"/>
-              <w:b/>
-              <w:sz w:val="16"/>
-              <w:szCs w:val="16"/>
-            </w:rPr>
-            <w:t>tlines</w:t>
-          </w:r>
-          <w:proofErr w:type="spellEnd"/>
-          <w:r>
-            <w:rPr>
-              <w:rFonts w:ascii="Arial Narrow" w:hAnsi="Arial Narrow"/>
-              <w:b/>
-              <w:sz w:val="16"/>
-              <w:szCs w:val="16"/>
-            </w:rPr>
-            <w:t xml:space="preserve"> Laboratory</w:t>
+            <w:t>tlines Laboratory</w:t>
           </w:r>
         </w:p>
         <w:p>
@@ -4123,7 +4114,7 @@
 </w:ftr>
 </file>
 
-<file path=word/footer3.xml><?xml version="1.0" encoding="utf-8"?>
+<file path=word/footer4.xml><?xml version="1.0" encoding="utf-8"?>
 <w:ftr xmlns:wpc="http://schemas.microsoft.com/office/word/2010/wordprocessingCanvas" xmlns:cx="http://schemas.microsoft.com/office/drawing/2014/chartex" xmlns:cx1="http://schemas.microsoft.com/office/drawing/2015/9/8/chartex" xmlns:cx2="http://schemas.microsoft.com/office/drawing/2015/10/21/chartex" xmlns:cx3="http://schemas.microsoft.com/office/drawing/2016/5/9/chartex" xmlns:cx4="http://schemas.microsoft.com/office/drawing/2016/5/10/chartex" xmlns:cx5="http://schemas.microsoft.com/office/drawing/2016/5/11/chartex" xmlns:cx6="http://schemas.microsoft.com/office/drawing/2016/5/12/chartex" xmlns:cx7="http://schemas.microsoft.com/office/drawing/2016/5/13/chartex" xmlns:cx8="http://schemas.microsoft.com/office/drawing/2016/5/14/chartex" xmlns:mc="http://schemas.openxmlformats.org/markup-compatibility/2006" xmlns:aink="http://schemas.microsoft.com/office/drawing/2016/ink" xmlns:am3d="http://schemas.microsoft.com/office/drawing/2017/model3d" xmlns:o="urn:schemas-microsoft-com:office:office" xmlns:oel="http://schemas.microsoft.com/office/2019/extlst" xmlns:r="http://schemas.openxmlformats.org/officeDocument/2006/relationships" xmlns:m="http://schemas.openxmlformats.org/officeDocument/2006/math" xmlns:v="urn:schemas-microsoft-com:vml" xmlns:wp14="http://schemas.microsoft.com/office/word/2010/wordprocessingDrawing" xmlns:wp="http://schemas.openxmlformats.org/drawingml/2006/wordprocessingDrawing" xmlns:w10="urn:schemas-microsoft-com:office:word" xmlns:w="http://schemas.openxmlformats.org/wordprocessingml/2006/main" xmlns:w14="http://schemas.microsoft.com/office/word/2010/wordml" xmlns:w15="http://schemas.microsoft.com/office/word/2012/wordml" xmlns:w16cex="http://schemas.microsoft.com/office/word/2018/wordml/cex" xmlns:w16cid="http://schemas.microsoft.com/office/word/2016/wordml/cid" xmlns:w16="http://schemas.microsoft.com/office/word/2018/wordml" xmlns:w16du="http://schemas.microsoft.com/office/word/2023/wordml/word16du" xmlns:w16sdtdh="http://schemas.microsoft.com/office/word/2020/wordml/sdtdatahash" xmlns:w16sdtfl="http://schemas.microsoft.com/office/word/2024/wordml/sdtformatlock" xmlns:w16se="http://schemas.microsoft.com/office/word/2015/wordml/symex" xmlns:wpg="http://schemas.microsoft.com/office/word/2010/wordprocessingGroup" xmlns:wpi="http://schemas.microsoft.com/office/word/2010/wordprocessingInk" xmlns:wne="http://schemas.microsoft.com/office/word/2006/wordml" xmlns:wps="http://schemas.microsoft.com/office/word/2010/wordprocessingShape" mc:Ignorable="w14 w15 w16se w16cid w16 w16cex w16sdtdh w16sdtfl w16du wp14">
   <w:tbl>
     <w:tblPr>
@@ -4243,7 +4234,6 @@
               <w:szCs w:val="14"/>
             </w:rPr>
           </w:pPr>
-          <w:proofErr w:type="spellStart"/>
           <w:r>
             <w:rPr>
               <w:rFonts w:ascii="Arial" w:hAnsi="Arial" w:cs="Arial"/>
@@ -4252,18 +4242,7 @@
               <w:sz w:val="14"/>
               <w:szCs w:val="14"/>
             </w:rPr>
-            <w:t>Softlines</w:t>
-          </w:r>
-          <w:proofErr w:type="spellEnd"/>
-          <w:r>
-            <w:rPr>
-              <w:rFonts w:ascii="Arial" w:hAnsi="Arial" w:cs="Arial"/>
-              <w:b/>
-              <w:bCs/>
-              <w:sz w:val="14"/>
-              <w:szCs w:val="14"/>
-            </w:rPr>
-            <w:t xml:space="preserve"> Laboratory</w:t>
+            <w:t>Softlines Laboratory</w:t>
           </w:r>
         </w:p>
         <w:p>
@@ -4866,49 +4845,63 @@
               <w:rFonts w:asciiTheme="minorEastAsia" w:eastAsiaTheme="minorEastAsia" w:hAnsiTheme="minorEastAsia" w:cs="Arial" w:hint="eastAsia"/>
               <w:bCs/>
             </w:rPr>
-            <w:t>Form Code</w:t>
+            <w:t>Form Code表格编号: NGB_SFL_F_7.8_</w:t>
+          </w:r>
+          <w:r>
+            <w:rPr>
+              <w:rFonts w:asciiTheme="minorEastAsia" w:eastAsiaTheme="minorEastAsia" w:hAnsiTheme="minorEastAsia" w:cs="Arial"/>
+              <w:bCs/>
+            </w:rPr>
+            <w:t>PHY-Dry</w:t>
           </w:r>
           <w:r>
             <w:rPr>
               <w:rFonts w:asciiTheme="minorEastAsia" w:eastAsiaTheme="minorEastAsia" w:hAnsiTheme="minorEastAsia" w:cs="Arial" w:hint="eastAsia"/>
               <w:bCs/>
             </w:rPr>
-            <w:t>表格编号: NGB_SFL_F_7.8_</w:t>
+            <w:t>_</w:t>
+          </w:r>
+          <w:r>
+            <w:rPr>
+              <w:rFonts w:asciiTheme="minorEastAsia" w:eastAsiaTheme="minorEastAsia" w:hAnsiTheme="minorEastAsia" w:cs="Arial"/>
+              <w:bCs/>
+            </w:rPr>
+            <w:t>rate:Heated</w:t>
           </w:r>
           <w:r>
             <w:rPr>
               <w:rFonts w:asciiTheme="minorEastAsia" w:eastAsiaTheme="minorEastAsia" w:hAnsiTheme="minorEastAsia" w:cs="Arial" w:hint="eastAsia"/>
               <w:bCs/>
             </w:rPr>
-            <w:t xml:space="preserve"> </w:t>
+            <w:t>_</w:t>
+          </w:r>
+          <w:r>
+            <w:rPr>
+              <w:rFonts w:asciiTheme="minorEastAsia" w:eastAsiaTheme="minorEastAsia" w:hAnsiTheme="minorEastAsia" w:cs="Arial"/>
+              <w:bCs/>
+            </w:rPr>
+            <w:t>Plate</w:t>
           </w:r>
           <w:r>
             <w:rPr>
               <w:rFonts w:asciiTheme="minorEastAsia" w:eastAsiaTheme="minorEastAsia" w:hAnsiTheme="minorEastAsia" w:cs="Arial" w:hint="eastAsia"/>
               <w:bCs/>
             </w:rPr>
-            <w:t>PHY</w:t>
+            <w:t>_</w:t>
           </w:r>
           <w:r>
             <w:rPr>
               <w:rFonts w:asciiTheme="minorEastAsia" w:eastAsiaTheme="minorEastAsia" w:hAnsiTheme="minorEastAsia" w:cs="Arial" w:hint="eastAsia"/>
               <w:bCs/>
             </w:rPr>
-            <w:t>-CON_</w:t>
+            <w:t>00</w:t>
           </w:r>
           <w:r>
             <w:rPr>
               <w:rFonts w:asciiTheme="minorEastAsia" w:eastAsiaTheme="minorEastAsia" w:hAnsiTheme="minorEastAsia" w:cs="Arial" w:hint="eastAsia"/>
               <w:bCs/>
             </w:rPr>
-            <w:t>00</w:t>
-          </w:r>
-          <w:r>
-            <w:rPr>
-              <w:rFonts w:asciiTheme="minorEastAsia" w:eastAsiaTheme="minorEastAsia" w:hAnsiTheme="minorEastAsia" w:cs="Arial" w:hint="eastAsia"/>
-              <w:bCs/>
-            </w:rPr>
-            <w:t>30</w:t>
+            <w:t>01</w:t>
           </w:r>
           <w:r>
             <w:rPr>
